--- a/Docker_Generation_and_Testing_Manual.docx
+++ b/Docker_Generation_and_Testing_Manual.docx
@@ -28,7 +28,7 @@
           <w:color w:val="64748B"/>
           <w:sz w:val="19"/>
         </w:rPr>
-        <w:t>DevOps Manual | Phase 7 Release | Date: 2026-10-23 | Status: Production-Ready</w:t>
+        <w:t>Framework: MASTER_SDLC_AGENTS | DevOps Manual | Date: 2026-10-23 | Status: Production-Ready</w:t>
       </w:r>
     </w:p>
     <w:p>
@@ -67,30 +67,22 @@
     </w:p>
     <w:p>
       <w:r>
-        <w:t>1. Ensure Docker Desktop or Docker Engine daemon is running.</w:t>
-        <w:br/>
-        <w:br/>
-        <w:t>2. Navigate to project root:</w:t>
-        <w:br/>
-        <w:t xml:space="preserve">   cd C:\Pankaja\AUTOMATED_SDLC_AGENT_PROJECTS\lane_detection</w:t>
-        <w:br/>
-        <w:br/>
-        <w:t>3. Build and launch container in detached mode:</w:t>
+        <w:t>1. Build and launch container in detached mode:</w:t>
         <w:br/>
         <w:t xml:space="preserve">   docker compose up --build -d</w:t>
         <w:br/>
         <w:br/>
-        <w:t>4. Verify container running state:</w:t>
+        <w:t>2. Verify container running state:</w:t>
         <w:br/>
         <w:t xml:space="preserve">   docker ps</w:t>
         <w:br/>
         <w:br/>
-        <w:t>5. Inspect live container logs:</w:t>
+        <w:t>3. Inspect live container logs:</w:t>
         <w:br/>
         <w:t xml:space="preserve">   docker logs -f lane_detection_dashboard</w:t>
         <w:br/>
         <w:br/>
-        <w:t>6. Access web dashboard in browser: http://localhost:8501</w:t>
+        <w:t>4. Access web dashboard in browser: http://localhost:8501</w:t>
       </w:r>
     </w:p>
     <w:p>
@@ -98,7 +90,7 @@
         <w:pStyle w:val="Heading1"/>
       </w:pPr>
       <w:r>
-        <w:t>3. Health Monitoring &amp; Troubleshooting FAQ</w:t>
+        <w:t>3. Health Monitoring &amp; Maintenance</w:t>
       </w:r>
     </w:p>
     <w:p>
@@ -108,33 +100,9 @@
         <w:t>Docker executes automated probes every 30s. The status in 'docker ps' displays '(healthy)' after 20s initial boot.</w:t>
         <w:br/>
         <w:br/>
-        <w:t>Troubleshooting Common Issues:</w:t>
-        <w:br/>
-        <w:t>• Port 8501 In Use: If another container occupies port 8501, run 'docker ps' to find its name and 'docker stop &lt;name&gt;'.</w:t>
-        <w:br/>
-        <w:t>• GPU not detected: The container runs high-performance CPU inference (&lt;50ms per frame) and does not require CUDA drivers.</w:t>
-        <w:br/>
-        <w:t>• Decompression Bombs: Pillow pixel limit is capped at 50,000,000 pixels inside src/utils.py to reject oversized uploads.</w:t>
-      </w:r>
-    </w:p>
-    <w:p>
-      <w:pPr>
-        <w:pStyle w:val="Heading1"/>
-      </w:pPr>
-      <w:r>
-        <w:t>4. Container Teardown &amp; Maintenance</w:t>
-      </w:r>
-    </w:p>
-    <w:p>
-      <w:r>
-        <w:t>To safely stop and remove the container:</w:t>
+        <w:t>Teardown:</w:t>
         <w:br/>
         <w:t>docker compose down</w:t>
-        <w:br/>
-        <w:br/>
-        <w:t>To clean unused build cache:</w:t>
-        <w:br/>
-        <w:t>docker system prune -f</w:t>
       </w:r>
     </w:p>
     <w:sectPr>
